--- a/document_templates/russian_library/Исковые_заявления/Процессуальные_документы/шаблон_Исковое_заявление_о_взыскании_расходов_на_услуги_представителя.docx
+++ b/document_templates/russian_library/Исковые_заявления/Процессуальные_документы/шаблон_Исковое_заявление_о_взыскании_расходов_на_услуги_представителя.docx
@@ -65,7 +65,7 @@
           <w:sz w:val="24"/>
           <w:szCs w:val="24"/>
         </w:rPr>
-        <w:t xml:space="preserve">{{ w_t_w_r_w_r_w_rpr_w_rfonts_w_ascii_times_new_roman_w_hansi_times_new_roman_w_cs_times_new_roman_w_sz_w_val_24_w_szcs_w_val_24_w_lang_w_val_en_us_w_rpr_w_t_court_w_t_w_r_w_r_w_rsidrpr_00822a00_w_rpr_w_rfonts_w_ascii_times_new_roman_w_hansi_times_new_roman_w_cs_times_new_roman_w_sz_w_val_24_w_szcs_w_val_24_w_rpr_w_t_xml_space_preserve_w_t_w_r_w_r_w_rpr_w_rfonts_w_ascii_times_new_roman_w_hansi_times_new_roman_w_cs_times_new_roman_w_sz_w_val_24_w_szcs_w_val_24_w_lang_w_val_en_us_w_rpr_w_t_address_w_t_w_r_w_r_w_rsidrpr_00822a00_w_rpr_w_rfonts_w_ascii_times_new_roman_w_hansi_times_new_roman_w_cs_times_new_roman_w_sz_w_val_24_w_szcs_w_val_24_w_rpr_w_t_xml_space_preserve }}</w:t>
+        <w:t xml:space="preserve">{{ court_address }}</w:t>
       </w:r>
     </w:p>
     <w:p>
@@ -100,7 +100,7 @@
           <w:sz w:val="24"/>
           <w:szCs w:val="24"/>
         </w:rPr>
-        <w:t xml:space="preserve">{{ w_t_w_r_w_r_w_rsidr_00822a00_w_rpr_w_rfonts_w_ascii_times_new_roman_w_hansi_times_new_roman_w_cs_times_new_roman_w_sz_w_val_24_w_szcs_w_val_24_w_lang_w_val_en_us_w_rpr_w_t_plaintiff_w_t_w_r_w_r_w_rsidr_00822a00_w_rsidrpr_00822a00_w_rpr_w_rfonts_w_ascii_times_new_roman_w_hansi_times_new_roman_w_cs_times_new_roman_w_sz_w_val_24_w_szcs_w_val_24_w_rpr_w_t_xml_space_preserve }}</w:t>
+        <w:t xml:space="preserve">{{ plaintiff }}</w:t>
       </w:r>
     </w:p>
     <w:p>
@@ -127,7 +127,7 @@
           <w:sz w:val="24"/>
           <w:szCs w:val="24"/>
         </w:rPr>
-        <w:t xml:space="preserve">{{ w_t_w_r_w_r_w_rsidr_00822a00_w_rpr_w_rfonts_w_ascii_times_new_roman_w_hansi_times_new_roman_w_cs_times_new_roman_w_sz_w_val_24_w_szcs_w_val_24_w_lang_w_val_en_us_w_rpr_w_t_plaintiff_w_t_w_r_w_r_w_rsidr_00822a00_w_rsidrpr_00822a00_w_rpr_w_rfonts_w_ascii_times_new_roman_w_hansi_times_new_roman_w_cs_times_new_roman_w_sz_w_val_24_w_szcs_w_val_24_w_rpr_w_t_xml_space_preserve_w_t_w_r_w_r_w_rsidr_00822a00_w_rpr_w_rfonts_w_ascii_times_new_roman_w_hansi_times_new_roman_w_cs_times_new_roman_w_sz_w_val_24_w_szcs_w_val_24_w_lang_w_val_en_us_w_rpr_w_t_representative_w_t_w_r_w_r_w_rsidr_00822a00_w_rsidrpr_00822a00_w_rpr_w_rfonts_w_ascii_times_new_roman_w_hansi_times_new_roman_w_cs_times_new_roman_w_sz_w_val_24_w_szcs_w_val_24_w_rpr_w_t_xml_space_preserve }}</w:t>
+        <w:t xml:space="preserve">{{ plaintiff_representative }}</w:t>
       </w:r>
     </w:p>
     <w:p>
@@ -154,7 +154,7 @@
           <w:sz w:val="24"/>
           <w:szCs w:val="24"/>
         </w:rPr>
-        <w:t xml:space="preserve">{{ w_t_w_r_w_r_w_rsidr_00822a00_w_rpr_w_rfonts_w_ascii_times_new_roman_w_hansi_times_new_roman_w_cs_times_new_roman_w_sz_w_val_24_w_szcs_w_val_24_w_lang_w_val_en_us_w_rpr_w_t_defendant_w_t_w_r_w_r_w_rsidr_00822a00_w_rsidrpr_00822a00_w_rpr_w_rfonts_w_ascii_times_new_roman_w_hansi_times_new_roman_w_cs_times_new_roman_w_sz_w_val_24_w_szcs_w_val_24_w_rpr_w_t_xml_space_preserve }}</w:t>
+        <w:t xml:space="preserve">{{ defendant }}</w:t>
       </w:r>
     </w:p>
     <w:p>
@@ -209,7 +209,7 @@
           <w:szCs w:val="24"/>
           <w:lang w:val="en-US"/>
         </w:rPr>
-        <w:t xml:space="preserve">{{ w_t_w_r_w_r_w_rsidr_00822a00_w_rpr_w_rfonts_w_ascii_times_new_roman_w_hansi_times_new_roman_w_cs_times_new_roman_w_sz_w_val_24_w_szcs_w_val_24_w_lang_w_val_en_us_w_rpr_w_t_defendant_w_t_w_r_w_r_w_rsidr_00822a00_w_rsidrpr_00822a00_w_rpr_w_rfonts_w_ascii_times_new_roman_w_hansi_times_new_roman_w_cs_times_new_roman_w_sz_w_val_24_w_szcs_w_val_24_w_lang_w_val_en_us_w_rpr_w_t_xml_space_preserve_w_t_w_r_w_r_w_rsidr_00822a00_w_rpr_w_rfonts_w_ascii_times_new_roman_w_hansi_times_new_roman_w_cs_times_new_roman_w_sz_w_val_24_w_szcs_w_val_24_w_lang_w_val_en_us_w_rpr_w_t_registration_w_t_w_r_w_r_w_rsidr_00822a00_w_rsidrpr_00822a00_w_rpr_w_rfonts_w_ascii_times_new_roman_w_hansi_times_new_roman_w_cs_times_new_roman_w_sz_w_val_24_w_szcs_w_val_24_w_lang_w_val_en_us_w_rpr_w_t_xml_space_preserve_w_t_w_r_w_r_w_rsidr_00822a00_w_rpr_w_rfonts_w_ascii_times_new_roman_w_hansi_times_new_roman_w_cs_times_new_roman_w_sz_w_val_24_w_szcs_w_val_24_w_lang_w_val_en_us_w_rpr_w_t_address }}</w:t>
+        <w:t xml:space="preserve">{{ defendant_registration }}</w:t>
       </w:r>
     </w:p>
     <w:p>
@@ -261,7 +261,7 @@
           <w:sz w:val="24"/>
           <w:szCs w:val="24"/>
         </w:rPr>
-        <w:t xml:space="preserve">{{ w_t_w_r_w_r_w_rsidr_00822a00_w_rpr_w_rfonts_w_ascii_times_new_roman_w_hansi_times_new_roman_w_cs_times_new_roman_w_sz_w_val_24_w_szcs_w_val_24_w_lang_w_val_en_us_w_rpr_w_t_order_w_t_w_r_w_r_w_rsidr_00822a00_w_rsidrpr_00822a00_w_rpr_w_rfonts_w_ascii_times_new_roman_w_hansi_times_new_roman_w_cs_times_new_roman_w_sz_w_val_24_w_szcs_w_val_24_w_rpr_w_t_xml_space_preserve_w_t_w_r_w_r_w_rsidr_00822a00_w_rpr_w_rfonts_w_ascii_times_new_roman_w_hansi_times_new_roman_w_cs_times_new_roman_w_sz_w_val_24_w_szcs_w_val_24_w_lang_w_val_en_us_w_rpr_w_t_date_w_t_w_r_w_r_w_rsidr_00822a00_w_rsidrpr_00822a00_w_rpr_w_rfonts_w_ascii_times_new_roman_w_hansi_times_new_roman_w_cs_times_new_roman_w_sz_w_val_24_w_szcs_w_val_24_w_rpr_w_t_xml_space_preserve }}</w:t>
+        <w:t xml:space="preserve">{{ order_date }}</w:t>
       </w:r>
       <w:r>
         <w:rPr>
@@ -277,7 +277,7 @@
           <w:sz w:val="24"/>
           <w:szCs w:val="24"/>
         </w:rPr>
-        <w:t xml:space="preserve">{{ w_t_w_r_w_r_w_rsidr_00822a00_w_rpr_w_rfonts_w_ascii_times_new_roman_w_hansi_times_new_roman_w_cs_times_new_roman_w_sz_w_val_24_w_szcs_w_val_24_w_lang_w_val_en_us_w_rpr_w_t_cancellation_w_t_w_r_w_r_w_rsidr_00822a00_w_rsidrpr_00822a00_w_rpr_w_rfonts_w_ascii_times_new_roman_w_hansi_times_new_roman_w_cs_times_new_roman_w_sz_w_val_24_w_szcs_w_val_24_w_rpr_w_t_xml_space_preserve_w_t_w_r_w_r_w_rsidr_00822a00_w_rpr_w_rfonts_w_ascii_times_new_roman_w_hansi_times_new_roman_w_cs_times_new_roman_w_sz_w_val_24_w_szcs_w_val_24_w_lang_w_val_en_us_w_rpr_w_t_date_w_t_w_r_w_r_w_rsidr_00822a00_w_rsidrpr_00822a00_w_rpr_w_rfonts_w_ascii_times_new_roman_w_hansi_times_new_roman_w_cs_times_new_roman_w_sz_w_val_24_w_szcs_w_val_24_w_rpr_w_t_xml_space_preserve }}</w:t>
+        <w:t xml:space="preserve">{{ cancellation_date }}</w:t>
       </w:r>
       <w:r>
         <w:rPr>
@@ -311,7 +311,7 @@
           <w:sz w:val="24"/>
           <w:szCs w:val="24"/>
         </w:rPr>
-        <w:t xml:space="preserve">{{ w_t_w_r_w_r_w_rsidr_00822a00_w_rpr_w_rfonts_w_ascii_times_new_roman_w_hansi_times_new_roman_w_cs_times_new_roman_w_sz_w_val_24_w_szcs_w_val_24_w_lang_w_val_en_us_w_rpr_w_t_party_w_t_w_r_w_r_w_rsidr_00822a00_w_rsidrpr_00822a00_w_rpr_w_rfonts_w_ascii_times_new_roman_w_hansi_times_new_roman_w_cs_times_new_roman_w_sz_w_val_24_w_szcs_w_val_24_w_rpr_w_t_xml_space_preserve_1 }}</w:t>
+        <w:t xml:space="preserve">{{ party }}</w:t>
       </w:r>
       <w:r>
         <w:rPr>
@@ -327,7 +327,7 @@
           <w:sz w:val="24"/>
           <w:szCs w:val="24"/>
         </w:rPr>
-        <w:t xml:space="preserve">{{ w_t_w_r_w_r_w_rsidr_00822a00_w_rpr_w_rfonts_w_ascii_times_new_roman_w_hansi_times_new_roman_w_cs_times_new_roman_w_sz_w_val_24_w_szcs_w_val_24_w_lang_w_val_en_us_w_rpr_w_t_party_w_t_w_r_w_r_w_rsidr_00822a00_w_rsidrpr_00822a00_w_rpr_w_rfonts_w_ascii_times_new_roman_w_hansi_times_new_roman_w_cs_times_new_roman_w_sz_w_val_24_w_szcs_w_val_24_w_rpr_w_t_xml_space_preserve_2 }} </w:t>
+        <w:t xml:space="preserve">{{ party }} </w:t>
       </w:r>
       <w:r>
         <w:rPr>
@@ -343,7 +343,7 @@
           <w:sz w:val="24"/>
           <w:szCs w:val="24"/>
         </w:rPr>
-        <w:t xml:space="preserve">{{ w_t_w_r_w_r_w_rsidr_00822a00_w_rpr_w_rfonts_w_ascii_times_new_roman_w_hansi_times_new_roman_w_cs_times_new_roman_w_sz_w_val_24_w_szcs_w_val_24_w_lang_w_val_en_us_w_rpr_w_t_contract_w_t_w_r_w_r_w_rsidr_00822a00_w_rsidrpr_00822a00_w_rpr_w_rfonts_w_ascii_times_new_roman_w_hansi_times_new_roman_w_cs_times_new_roman_w_sz_w_val_24_w_szcs_w_val_24_w_rpr_w_t_xml_space_preserve_w_t_w_r_w_r_w_rsidr_00822a00_w_rpr_w_rfonts_w_ascii_times_new_roman_w_hansi_times_new_roman_w_cs_times_new_roman_w_sz_w_val_24_w_szcs_w_val_24_w_lang_w_val_en_us_w_rpr_w_t_type_w_t_w_r_w_r_w_rsidr_00822a00_w_rsidrpr_00822a00_w_rpr_w_rfonts_w_ascii_times_new_roman_w_hansi_times_new_roman_w_cs_times_new_roman_w_sz_w_val_24_w_szcs_w_val_24_w_rpr_w_t_xml_space_preserve }}</w:t>
+        <w:t xml:space="preserve">{{ contract_type }}</w:t>
       </w:r>
       <w:r>
         <w:rPr>
@@ -359,7 +359,7 @@
           <w:sz w:val="24"/>
           <w:szCs w:val="24"/>
         </w:rPr>
-        <w:t xml:space="preserve">{{ w_t_w_r_w_r_w_rsidr_00822a00_w_rpr_w_rfonts_w_ascii_times_new_roman_w_hansi_times_new_roman_w_cs_times_new_roman_w_sz_w_val_24_w_szcs_w_val_24_w_lang_w_val_en_us_w_rpr_w_t_contract_w_t_w_r_w_r_w_rsidr_00822a00_w_rsidrpr_00822a00_w_rpr_w_rfonts_w_ascii_times_new_roman_w_hansi_times_new_roman_w_cs_times_new_roman_w_sz_w_val_24_w_szcs_w_val_24_w_rpr_w_t_xml_space_preserve_w_t_w_r_w_r_w_rsidr_00822a00_w_rpr_w_rfonts_w_ascii_times_new_roman_w_hansi_times_new_roman_w_cs_times_new_roman_w_sz_w_val_24_w_szcs_w_val_24_w_lang_w_val_en_us_w_rpr_w_t_number_w_t_w_r_w_r_w_rsidr_00822a00_w_rsidrpr_00822a00_w_rpr_w_rfonts_w_ascii_times_new_roman_w_hansi_times_new_roman_w_cs_times_new_roman_w_sz_w_val_24_w_szcs_w_val_24_w_rpr_w_t_xml_space_preserve }}</w:t>
+        <w:t xml:space="preserve">{{ contract_number }}</w:t>
       </w:r>
       <w:r>
         <w:rPr>
@@ -375,7 +375,7 @@
           <w:sz w:val="24"/>
           <w:szCs w:val="24"/>
         </w:rPr>
-        <w:t xml:space="preserve">{{ w_t_w_r_w_r_w_rsidr_00822a00_w_rpr_w_rfonts_w_ascii_times_new_roman_w_hansi_times_new_roman_w_cs_times_new_roman_w_sz_w_val_24_w_szcs_w_val_24_w_lang_w_val_en_us_w_rpr_w_t_contract_w_t_w_r_w_r_w_rsidr_00822a00_w_rsidrpr_00822a00_w_rpr_w_rfonts_w_ascii_times_new_roman_w_hansi_times_new_roman_w_cs_times_new_roman_w_sz_w_val_24_w_szcs_w_val_24_w_rpr_w_t_xml_space_preserve_w_t_w_r_w_r_w_rsidr_00822a00_w_rpr_w_rfonts_w_ascii_times_new_roman_w_hansi_times_new_roman_w_cs_times_new_roman_w_sz_w_val_24_w_szcs_w_val_24_w_lang_w_val_en_us_w_rpr_w_t_date_w_t_w_r_w_r_w_rsidr_00822a00_w_rsidrpr_00822a00_w_rpr_w_rfonts_w_ascii_times_new_roman_w_hansi_times_new_roman_w_cs_times_new_roman_w_sz_w_val_24_w_szcs_w_val_24_w_rpr_w_t_xml_space_preserve }}</w:t>
+        <w:t xml:space="preserve">{{ contract_date }}</w:t>
       </w:r>
       <w:r>
         <w:rPr>
@@ -391,7 +391,7 @@
           <w:sz w:val="24"/>
           <w:szCs w:val="24"/>
         </w:rPr>
-        <w:t xml:space="preserve">{{ w_t_w_r_w_r_w_rsidr_00822a00_w_rpr_w_rfonts_w_ascii_times_new_roman_w_hansi_times_new_roman_w_cs_times_new_roman_w_sz_w_val_24_w_szcs_w_val_24_w_lang_w_val_en_us_w_rpr_w_t_plaintiff_w_t_w_r_w_r_w_rsidr_00822a00_w_rsidrpr_00822a00_w_rpr_w_rfonts_w_ascii_times_new_roman_w_hansi_times_new_roman_w_cs_times_new_roman_w_sz_w_val_24_w_szcs_w_val_24_w_rpr_w_t_xml_space_preserve_w_t_w_r_w_r_w_rsidr_00822a00_w_rpr_w_rfonts_w_ascii_times_new_roman_w_hansi_times_new_roman_w_cs_times_new_roman_w_sz_w_val_24_w_szcs_w_val_24_w_lang_w_val_en_us_w_rpr_w_t_role_w_t_w_r_w_r_w_rsidr_00822a00_w_rsidrpr_00822a00_w_rpr_w_rfonts_w_ascii_times_new_roman_w_hansi_times_new_roman_w_cs_times_new_roman_w_sz_w_val_24_w_szcs_w_val_24_w_rpr_w_t_xml_space_preserve }} </w:t>
+        <w:t xml:space="preserve">{{ plaintiff_role }} </w:t>
       </w:r>
       <w:r>
         <w:rPr>
@@ -415,7 +415,7 @@
           <w:sz w:val="24"/>
           <w:szCs w:val="24"/>
         </w:rPr>
-        <w:t xml:space="preserve">{{ w_t_w_r_w_r_w_rsidr_00822a00_w_rpr_w_rfonts_w_ascii_times_new_roman_w_hansi_times_new_roman_w_cs_times_new_roman_w_sz_w_val_24_w_szcs_w_val_24_w_lang_w_val_en_us_w_rpr_w_t_defendant_w_t_w_r_w_r_w_rsidr_00822a00_w_rsidrpr_00822a00_w_rpr_w_rfonts_w_ascii_times_new_roman_w_hansi_times_new_roman_w_cs_times_new_roman_w_sz_w_val_24_w_szcs_w_val_24_w_rpr_w_t_xml_space_preserve_w_t_w_r_w_r_w_rsidr_00822a00_w_rpr_w_rfonts_w_ascii_times_new_roman_w_hansi_times_new_roman_w_cs_times_new_roman_w_sz_w_val_24_w_szcs_w_val_24_w_lang_w_val_en_us_w_rpr_w_t_role_w_t_w_r_w_r_w_rsidr_00822a00_w_rsidrpr_00822a00_w_rpr_w_rfonts_w_ascii_times_new_roman_w_hansi_times_new_roman_w_cs_times_new_roman_w_sz_w_val_24_w_szcs_w_val_24_w_rpr_w_t_xml_space_preserve }}</w:t>
+        <w:t xml:space="preserve">{{ defendant_role }}</w:t>
       </w:r>
       <w:r>
         <w:rPr>
@@ -431,7 +431,7 @@
           <w:sz w:val="24"/>
           <w:szCs w:val="24"/>
         </w:rPr>
-        <w:t xml:space="preserve">{{ w_t_w_r_w_r_w_rsidr_00822a00_w_rpr_w_rfonts_w_ascii_times_new_roman_w_hansi_times_new_roman_w_cs_times_new_roman_w_sz_w_val_24_w_szcs_w_val_24_w_lang_w_val_en_us_w_rpr_w_t_plaintiff_w_t_w_r_w_r_w_rsidr_00822a00_w_rsidrpr_00822a00_w_rpr_w_rfonts_w_ascii_times_new_roman_w_hansi_times_new_roman_w_cs_times_new_roman_w_sz_w_val_24_w_szcs_w_val_24_w_rpr_w_t_xml_space_preserve_w_t_w_r_w_r_w_rsidr_00822a00_w_rpr_w_rfonts_w_ascii_times_new_roman_w_hansi_times_new_roman_w_cs_times_new_roman_w_sz_w_val_24_w_szcs_w_val_24_w_lang_w_val_en_us_w_rpr_w_t_obligations_w_t_w_r_w_r_w_rsidr_00822a00_w_rsidrpr_00822a00_w_rpr_w_rfonts_w_ascii_times_new_roman_w_hansi_times_new_roman_w_cs_times_new_roman_w_sz_w_val_24_w_szcs_w_val_24_w_rpr_w_t_xml_space_preserve }},</w:t>
+        <w:t xml:space="preserve">{{ plaintiff_obligations }},</w:t>
       </w:r>
       <w:r>
         <w:rPr>
@@ -447,7 +447,7 @@
           <w:sz w:val="24"/>
           <w:szCs w:val="24"/>
         </w:rPr>
-        <w:t xml:space="preserve">{{ w_t_w_r_w_r_w_rsidr_00822a00_w_rpr_w_rfonts_w_ascii_times_new_roman_w_hansi_times_new_roman_w_cs_times_new_roman_w_sz_w_val_24_w_szcs_w_val_24_w_lang_w_val_en_us_w_rpr_w_t_defendant_w_t_w_r_w_r_w_rsidr_00822a00_w_rsidrpr_00822a00_w_rpr_w_rfonts_w_ascii_times_new_roman_w_hansi_times_new_roman_w_cs_times_new_roman_w_sz_w_val_24_w_szcs_w_val_24_w_rpr_w_t_xml_space_preserve_w_t_w_r_w_r_w_rsidr_00822a00_w_rpr_w_rfonts_w_ascii_times_new_roman_w_hansi_times_new_roman_w_cs_times_new_roman_w_sz_w_val_24_w_szcs_w_val_24_w_lang_w_val_en_us_w_rpr_w_t_obligations_w_t_w_r_w_r_w_rsidr_00822a00_w_rsidrpr_00822a00_w_rpr_w_rfonts_w_ascii_times_new_roman_w_hansi_times_new_roman_w_cs_times_new_roman_w_sz_w_val_24_w_szcs_w_val_24_w_rpr_w_t_xml_space_preserve }} </w:t>
+        <w:t xml:space="preserve">{{ defendant_obligations }} </w:t>
       </w:r>
       <w:r>
         <w:rPr>
@@ -471,7 +471,7 @@
           <w:sz w:val="24"/>
           <w:szCs w:val="24"/>
         </w:rPr>
-        <w:t xml:space="preserve">{{ w_t_w_r_w_r_w_rsidr_00822a00_w_rpr_w_rfonts_w_ascii_times_new_roman_w_hansi_times_new_roman_w_cs_times_new_roman_w_sz_w_val_24_w_szcs_w_val_24_w_lang_w_val_en_us_w_rpr_w_t_payment_w_t_w_r_w_r_w_rsidr_00822a00_w_rsidrpr_00822a00_w_rpr_w_rfonts_w_ascii_times_new_roman_w_hansi_times_new_roman_w_cs_times_new_roman_w_sz_w_val_24_w_szcs_w_val_24_w_rpr_w_t_xml_space_preserve_w_t_w_r_w_r_w_rsidr_00822a00_w_rpr_w_rfonts_w_ascii_times_new_roman_w_hansi_times_new_roman_w_cs_times_new_roman_w_sz_w_val_24_w_szcs_w_val_24_w_lang_w_val_en_us_w_rpr_w_t_amount_w_t_w_r_w_r_w_rsidr_00822a00_w_rsidrpr_00822a00_w_rpr_w_rfonts_w_ascii_times_new_roman_w_hansi_times_new_roman_w_cs_times_new_roman_w_sz_w_val_24_w_szcs_w_val_24_w_rpr_w_t_xml_space_preserve }}</w:t>
+        <w:t xml:space="preserve">{{ payment_amount }}</w:t>
       </w:r>
       <w:r>
         <w:rPr>
@@ -534,7 +534,7 @@
           <w:sz w:val="24"/>
           <w:szCs w:val="24"/>
         </w:rPr>
-        <w:t>{{ w_t_w_r_w_r_w_rpr_w_rfonts_w_ascii_times_new_roman_w_hansi_times_new_roman_w_cs_times_new_roman_w_sz_w_val_24_w_szcs_w_val_24_w_lang_w_val_en_us_w_rpr_w_t_xml_space_preserve_claims_list }}</w:t>
+        <w:t>{{ claims_list }}</w:t>
       </w:r>
     </w:p>
     <w:p>
@@ -546,7 +546,6 @@
           <w:szCs w:val="24"/>
         </w:rPr>
       </w:pPr>
-      <w:proofErr w:type="gramStart"/>
       <w:r>
         <w:rPr>
           <w:rFonts w:ascii="Times New Roman" w:hAnsi="Times New Roman" w:cs="Times New Roman"/>
@@ -554,7 +553,7 @@
           <w:szCs w:val="24"/>
           <w:lang w:val="en-US"/>
         </w:rPr>
-        <w:t>{{ plaintiff_w_t_w_r_w_prooferr_w_type_gramend_w_r_w_rpr_w_rfonts_w_ascii_times_new_roman_w_hansi_times_new_roman_w_cs_times_new_roman_w_sz_w_val_24_w_szcs_w_val_24_w_lang_w_val_en_us_w_rpr_w_t_xml_space_preserve }}</w:t>
+        <w:t>{{ plaintiff }}</w:t>
       </w:r>
       <w:r>
         <w:rPr>
